--- a/TalentVerse.docx
+++ b/TalentVerse.docx
@@ -288,6 +288,107 @@
           </w:p>
         </w:tc>
       </w:tr>
+      <w:tr>
+        <w:trPr>
+          <w:trHeight w:val="394"/>
+          <w:jc w:val="center"/>
+        </w:trPr>
+        <w:tc>
+          <w:tcPr>
+            <w:tcW w:w="2912" w:type="dxa"/>
+            <w:vAlign w:val="center"/>
+          </w:tcPr>
+          <w:p>
+            <w:pPr>
+              <w:pStyle w:val="NoSpacing"/>
+              <w:rPr>
+                <w:sz w:val="15"/>
+              </w:rPr>
+            </w:pPr>
+            <w:r>
+              <w:rPr>
+                <w:rStyle w:val="Strong"/>
+              </w:rPr>
+              <w:t xml:space="preserve">Deployed </w:t>
+            </w:r>
+            <w:r>
+              <w:rPr>
+                <w:rStyle w:val="Strong"/>
+              </w:rPr>
+              <w:t>URL:</w:t>
+            </w:r>
+            <w:r>
+              <w:t xml:space="preserve"> </w:t>
+            </w:r>
+          </w:p>
+        </w:tc>
+        <w:tc>
+          <w:tcPr>
+            <w:tcW w:w="6699" w:type="dxa"/>
+            <w:vAlign w:val="center"/>
+          </w:tcPr>
+          <w:p>
+            <w:pPr>
+              <w:spacing w:after="20"/>
+              <w:rPr>
+                <w:sz w:val="15"/>
+              </w:rPr>
+            </w:pPr>
+            <w:r>
+              <w:rPr>
+                <w:sz w:val="15"/>
+              </w:rPr>
+              <w:t>https://acr-talentverse.vercel.app/</w:t>
+            </w:r>
+          </w:p>
+        </w:tc>
+      </w:tr>
+      <w:tr>
+        <w:trPr>
+          <w:trHeight w:val="394"/>
+          <w:jc w:val="center"/>
+        </w:trPr>
+        <w:tc>
+          <w:tcPr>
+            <w:tcW w:w="2912" w:type="dxa"/>
+            <w:vAlign w:val="center"/>
+          </w:tcPr>
+          <w:p>
+            <w:pPr>
+              <w:pStyle w:val="NoSpacing"/>
+              <w:rPr>
+                <w:sz w:val="15"/>
+              </w:rPr>
+            </w:pPr>
+            <w:r>
+              <w:rPr>
+                <w:rStyle w:val="Strong"/>
+              </w:rPr>
+              <w:t>Source code:</w:t>
+            </w:r>
+          </w:p>
+        </w:tc>
+        <w:tc>
+          <w:tcPr>
+            <w:tcW w:w="6699" w:type="dxa"/>
+            <w:vAlign w:val="center"/>
+          </w:tcPr>
+          <w:p>
+            <w:pPr>
+              <w:spacing w:after="20"/>
+              <w:rPr>
+                <w:sz w:val="15"/>
+              </w:rPr>
+            </w:pPr>
+            <w:r>
+              <w:rPr>
+                <w:sz w:val="15"/>
+              </w:rPr>
+              <w:t>https://github.com/manjotkaur3112/talentverse</w:t>
+            </w:r>
+          </w:p>
+        </w:tc>
+      </w:tr>
     </w:tbl>
     <w:p>
       <w:r>
@@ -298,8 +399,12 @@
       <w:pPr>
         <w:pStyle w:val="Heading1"/>
       </w:pPr>
-      <w:r>
-        <w:lastRenderedPageBreak/>
+    </w:p>
+    <w:p>
+      <w:pPr>
+        <w:pStyle w:val="Heading1"/>
+      </w:pPr>
+      <w:r>
         <w:t>Abstract and Project Overview</w:t>
       </w:r>
     </w:p>
@@ -313,13 +418,7 @@
         <w:rPr>
           <w:sz w:val="22"/>
         </w:rPr>
-        <w:t xml:space="preserve">TalentVerse is an AI-based career planning application. It helps students understand what they </w:t>
-      </w:r>
-      <w:r>
-        <w:rPr>
-          <w:sz w:val="22"/>
-        </w:rPr>
-        <w:t>know, what they need to learn, and what steps they can take</w:t>
+        <w:t>TalentVerse is an AI-based career planning application. It helps students understand what they know, what they need to learn, and what steps they can take</w:t>
       </w:r>
       <w:r>
         <w:rPr>
@@ -344,13 +443,7 @@
         <w:rPr>
           <w:sz w:val="22"/>
         </w:rPr>
-        <w:t>For example, a student may want to become a Machine Learning Engineer but may only know basic Python. TalentVerse can use the student's goal and current skills to c</w:t>
-      </w:r>
-      <w:r>
-        <w:rPr>
-          <w:sz w:val="22"/>
-        </w:rPr>
-        <w:t>reate a list of missing skills and a learning plan. The plan may include topics such as machine learning, model evaluation, and model deployment.</w:t>
+        <w:t>For example, a student may want to become a Machine Learning Engineer but may only know basic Python. TalentVerse can use the student's goal and current skills to create a list of missing skills and a learning plan. The plan may include topics such as machine learning, model evaluation, and model deployment.</w:t>
       </w:r>
       <w:r>
         <w:rPr>
@@ -369,13 +462,7 @@
         <w:rPr>
           <w:sz w:val="22"/>
         </w:rPr>
-        <w:t>The important part of this project is that the AI does not only display a paragraph. It returns information in</w:t>
-      </w:r>
-      <w:r>
-        <w:rPr>
-          <w:sz w:val="22"/>
-        </w:rPr>
-        <w:t xml:space="preserve"> a fixed structure, such as JSON. The backend checks that information, saves it to a database, and sends the saved result back to the frontend. The user can then view the plan and track progress.</w:t>
+        <w:t>The important part of this project is that the AI does not only display a paragraph. It returns information in a fixed structure, such as JSON. The backend checks that information, saves it to a database, and sends the saved result back to the frontend. The user can then view the plan and track progress.</w:t>
       </w:r>
     </w:p>
     <w:p/>
@@ -399,13 +486,7 @@
         <w:rPr>
           <w:sz w:val="22"/>
         </w:rPr>
-        <w:t>A</w:t>
-      </w:r>
-      <w:r>
-        <w:rPr>
-          <w:sz w:val="22"/>
-        </w:rPr>
-        <w:t>ccepts a career goal as text.</w:t>
+        <w:t>Accepts a career goal as text.</w:t>
       </w:r>
     </w:p>
     <w:p>
@@ -420,13 +501,7 @@
         <w:rPr>
           <w:sz w:val="22"/>
         </w:rPr>
-        <w:t>Uses Ge</w:t>
-      </w:r>
-      <w:r>
-        <w:rPr>
-          <w:sz w:val="22"/>
-        </w:rPr>
-        <w:t>nerative AI to prepare a skill-gap map and learning milestones.</w:t>
+        <w:t>Uses Generative AI to prepare a skill-gap map and learning milestones.</w:t>
       </w:r>
     </w:p>
     <w:p>
@@ -486,13 +561,7 @@
         <w:rPr>
           <w:sz w:val="22"/>
         </w:rPr>
-        <w:t>Can be extended to analyze resumes, match job descriptions,</w:t>
-      </w:r>
-      <w:r>
-        <w:rPr>
-          <w:sz w:val="22"/>
-        </w:rPr>
-        <w:t xml:space="preserve"> and prepare interview questions.</w:t>
+        <w:t>Can be extended to analyze resumes, match job descriptions, and prepare interview questions.</w:t>
       </w:r>
     </w:p>
     <w:p/>
@@ -513,16 +582,17 @@
         <w:tblLook w:val="04A0" w:firstRow="1" w:lastRow="0" w:firstColumn="1" w:lastColumn="0" w:noHBand="0" w:noVBand="1"/>
       </w:tblPr>
       <w:tblGrid>
-        <w:gridCol w:w="1152"/>
-        <w:gridCol w:w="8352"/>
+        <w:gridCol w:w="1165"/>
+        <w:gridCol w:w="8446"/>
       </w:tblGrid>
       <w:tr>
         <w:trPr>
+          <w:trHeight w:val="456"/>
           <w:jc w:val="center"/>
         </w:trPr>
         <w:tc>
           <w:tcPr>
-            <w:tcW w:w="1152" w:type="dxa"/>
+            <w:tcW w:w="1165" w:type="dxa"/>
             <w:shd w:val="clear" w:color="auto" w:fill="17365D"/>
           </w:tcPr>
           <w:p>
@@ -538,7 +608,7 @@
         </w:tc>
         <w:tc>
           <w:tcPr>
-            <w:tcW w:w="8352" w:type="dxa"/>
+            <w:tcW w:w="8446" w:type="dxa"/>
             <w:shd w:val="clear" w:color="auto" w:fill="17365D"/>
           </w:tcPr>
           <w:p>
@@ -555,11 +625,12 @@
       </w:tr>
       <w:tr>
         <w:trPr>
+          <w:trHeight w:val="317"/>
           <w:jc w:val="center"/>
         </w:trPr>
         <w:tc>
           <w:tcPr>
-            <w:tcW w:w="1152" w:type="dxa"/>
+            <w:tcW w:w="1165" w:type="dxa"/>
             <w:vAlign w:val="center"/>
           </w:tcPr>
           <w:p>
@@ -576,7 +647,7 @@
         </w:tc>
         <w:tc>
           <w:tcPr>
-            <w:tcW w:w="8352" w:type="dxa"/>
+            <w:tcW w:w="8446" w:type="dxa"/>
             <w:vAlign w:val="center"/>
           </w:tcPr>
           <w:p>
@@ -594,11 +665,12 @@
       </w:tr>
       <w:tr>
         <w:trPr>
+          <w:trHeight w:val="337"/>
           <w:jc w:val="center"/>
         </w:trPr>
         <w:tc>
           <w:tcPr>
-            <w:tcW w:w="1152" w:type="dxa"/>
+            <w:tcW w:w="1165" w:type="dxa"/>
             <w:vAlign w:val="center"/>
           </w:tcPr>
           <w:p>
@@ -615,7 +687,7 @@
         </w:tc>
         <w:tc>
           <w:tcPr>
-            <w:tcW w:w="8352" w:type="dxa"/>
+            <w:tcW w:w="8446" w:type="dxa"/>
             <w:vAlign w:val="center"/>
           </w:tcPr>
           <w:p>
@@ -626,24 +698,19 @@
               <w:rPr>
                 <w:sz w:val="15"/>
               </w:rPr>
-              <w:t xml:space="preserve">Objectives, scope, and </w:t>
-            </w:r>
-            <w:r>
-              <w:rPr>
-                <w:sz w:val="15"/>
-              </w:rPr>
-              <w:t>example use case</w:t>
+              <w:t>Objectives, scope, and example use case</w:t>
             </w:r>
           </w:p>
         </w:tc>
       </w:tr>
       <w:tr>
         <w:trPr>
+          <w:trHeight w:val="317"/>
           <w:jc w:val="center"/>
         </w:trPr>
         <w:tc>
           <w:tcPr>
-            <w:tcW w:w="1152" w:type="dxa"/>
+            <w:tcW w:w="1165" w:type="dxa"/>
             <w:vAlign w:val="center"/>
           </w:tcPr>
           <w:p>
@@ -660,7 +727,7 @@
         </w:tc>
         <w:tc>
           <w:tcPr>
-            <w:tcW w:w="8352" w:type="dxa"/>
+            <w:tcW w:w="8446" w:type="dxa"/>
             <w:vAlign w:val="center"/>
           </w:tcPr>
           <w:p>
@@ -678,11 +745,12 @@
       </w:tr>
       <w:tr>
         <w:trPr>
+          <w:trHeight w:val="337"/>
           <w:jc w:val="center"/>
         </w:trPr>
         <w:tc>
           <w:tcPr>
-            <w:tcW w:w="1152" w:type="dxa"/>
+            <w:tcW w:w="1165" w:type="dxa"/>
             <w:vAlign w:val="center"/>
           </w:tcPr>
           <w:p>
@@ -699,7 +767,7 @@
         </w:tc>
         <w:tc>
           <w:tcPr>
-            <w:tcW w:w="8352" w:type="dxa"/>
+            <w:tcW w:w="8446" w:type="dxa"/>
             <w:vAlign w:val="center"/>
           </w:tcPr>
           <w:p>
@@ -717,11 +785,12 @@
       </w:tr>
       <w:tr>
         <w:trPr>
+          <w:trHeight w:val="337"/>
           <w:jc w:val="center"/>
         </w:trPr>
         <w:tc>
           <w:tcPr>
-            <w:tcW w:w="1152" w:type="dxa"/>
+            <w:tcW w:w="1165" w:type="dxa"/>
             <w:vAlign w:val="center"/>
           </w:tcPr>
           <w:p>
@@ -738,7 +807,7 @@
         </w:tc>
         <w:tc>
           <w:tcPr>
-            <w:tcW w:w="8352" w:type="dxa"/>
+            <w:tcW w:w="8446" w:type="dxa"/>
             <w:vAlign w:val="center"/>
           </w:tcPr>
           <w:p>
@@ -756,11 +825,12 @@
       </w:tr>
       <w:tr>
         <w:trPr>
+          <w:trHeight w:val="317"/>
           <w:jc w:val="center"/>
         </w:trPr>
         <w:tc>
           <w:tcPr>
-            <w:tcW w:w="1152" w:type="dxa"/>
+            <w:tcW w:w="1165" w:type="dxa"/>
             <w:vAlign w:val="center"/>
           </w:tcPr>
           <w:p>
@@ -777,7 +847,7 @@
         </w:tc>
         <w:tc>
           <w:tcPr>
-            <w:tcW w:w="8352" w:type="dxa"/>
+            <w:tcW w:w="8446" w:type="dxa"/>
             <w:vAlign w:val="center"/>
           </w:tcPr>
           <w:p>
@@ -795,11 +865,12 @@
       </w:tr>
       <w:tr>
         <w:trPr>
+          <w:trHeight w:val="337"/>
           <w:jc w:val="center"/>
         </w:trPr>
         <w:tc>
           <w:tcPr>
-            <w:tcW w:w="1152" w:type="dxa"/>
+            <w:tcW w:w="1165" w:type="dxa"/>
             <w:vAlign w:val="center"/>
           </w:tcPr>
           <w:p>
@@ -816,7 +887,7 @@
         </w:tc>
         <w:tc>
           <w:tcPr>
-            <w:tcW w:w="8352" w:type="dxa"/>
+            <w:tcW w:w="8446" w:type="dxa"/>
             <w:vAlign w:val="center"/>
           </w:tcPr>
           <w:p>
@@ -834,11 +905,12 @@
       </w:tr>
       <w:tr>
         <w:trPr>
+          <w:trHeight w:val="317"/>
           <w:jc w:val="center"/>
         </w:trPr>
         <w:tc>
           <w:tcPr>
-            <w:tcW w:w="1152" w:type="dxa"/>
+            <w:tcW w:w="1165" w:type="dxa"/>
             <w:vAlign w:val="center"/>
           </w:tcPr>
           <w:p>
@@ -855,7 +927,7 @@
         </w:tc>
         <w:tc>
           <w:tcPr>
-            <w:tcW w:w="8352" w:type="dxa"/>
+            <w:tcW w:w="8446" w:type="dxa"/>
             <w:vAlign w:val="center"/>
           </w:tcPr>
           <w:p>
@@ -873,11 +945,12 @@
       </w:tr>
       <w:tr>
         <w:trPr>
+          <w:trHeight w:val="337"/>
           <w:jc w:val="center"/>
         </w:trPr>
         <w:tc>
           <w:tcPr>
-            <w:tcW w:w="1152" w:type="dxa"/>
+            <w:tcW w:w="1165" w:type="dxa"/>
             <w:vAlign w:val="center"/>
           </w:tcPr>
           <w:p>
@@ -894,7 +967,7 @@
         </w:tc>
         <w:tc>
           <w:tcPr>
-            <w:tcW w:w="8352" w:type="dxa"/>
+            <w:tcW w:w="8446" w:type="dxa"/>
             <w:vAlign w:val="center"/>
           </w:tcPr>
           <w:p>
@@ -905,7 +978,59 @@
               <w:rPr>
                 <w:sz w:val="15"/>
               </w:rPr>
-              <w:t>Deployment, limitations, conclusion, references</w:t>
+              <w:t>Deployment, lim</w:t>
+            </w:r>
+            <w:r>
+              <w:rPr>
+                <w:sz w:val="15"/>
+              </w:rPr>
+              <w:t>itations, conclusion</w:t>
+            </w:r>
+          </w:p>
+        </w:tc>
+      </w:tr>
+      <w:tr>
+        <w:trPr>
+          <w:trHeight w:val="337"/>
+          <w:jc w:val="center"/>
+        </w:trPr>
+        <w:tc>
+          <w:tcPr>
+            <w:tcW w:w="1165" w:type="dxa"/>
+            <w:vAlign w:val="center"/>
+          </w:tcPr>
+          <w:p>
+            <w:pPr>
+              <w:spacing w:after="20"/>
+              <w:rPr>
+                <w:sz w:val="15"/>
+              </w:rPr>
+            </w:pPr>
+            <w:r>
+              <w:rPr>
+                <w:sz w:val="15"/>
+              </w:rPr>
+              <w:t>12</w:t>
+            </w:r>
+          </w:p>
+        </w:tc>
+        <w:tc>
+          <w:tcPr>
+            <w:tcW w:w="8446" w:type="dxa"/>
+            <w:vAlign w:val="center"/>
+          </w:tcPr>
+          <w:p>
+            <w:pPr>
+              <w:spacing w:after="20"/>
+              <w:rPr>
+                <w:sz w:val="15"/>
+              </w:rPr>
+            </w:pPr>
+            <w:r>
+              <w:rPr>
+                <w:sz w:val="15"/>
+              </w:rPr>
+              <w:t>Refrences</w:t>
             </w:r>
           </w:p>
         </w:tc>
@@ -943,32 +1068,20 @@
         <w:rPr>
           <w:sz w:val="22"/>
         </w:rPr>
-        <w:t>Many students want to prepare for a job but do not know</w:t>
-      </w:r>
-      <w:r>
-        <w:rPr>
-          <w:sz w:val="22"/>
-        </w:rPr>
-        <w:t xml:space="preserve"> where to start. They may know a few programming languages, have completed some courses, or have built small projects. However, they may not know which skills are required for their target role or how to arrange their learning in the correct order.</w:t>
-      </w:r>
-    </w:p>
-    <w:p>
-      <w:pPr>
-        <w:rPr>
-          <w:sz w:val="22"/>
-        </w:rPr>
-      </w:pPr>
-      <w:r>
-        <w:rPr>
-          <w:sz w:val="22"/>
-        </w:rPr>
-        <w:t>TalentV</w:t>
-      </w:r>
-      <w:r>
-        <w:rPr>
-          <w:sz w:val="22"/>
-        </w:rPr>
-        <w:t>erse aims to make this process easier. A user enters a career goal, such as “I want to become a Data Analyst.” The application uses AI to suggest relevant skills, identify possible gaps, and create a step-by-step learning plan.</w:t>
+        <w:t>Many students want to prepare for a job but do not know where to start. They may know a few programming languages, have completed some courses, or have built small projects. However, they may not know which skills are required for their target role or how to arrange their learning in the correct order.</w:t>
+      </w:r>
+    </w:p>
+    <w:p>
+      <w:pPr>
+        <w:rPr>
+          <w:sz w:val="22"/>
+        </w:rPr>
+      </w:pPr>
+      <w:r>
+        <w:rPr>
+          <w:sz w:val="22"/>
+        </w:rPr>
+        <w:t>TalentVerse aims to make this process easier. A user enters a career goal, such as “I want to become a Data Analyst.” The application uses AI to suggest relevant skills, identify possible gaps, and create a step-by-step learning plan.</w:t>
       </w:r>
     </w:p>
     <w:p>
@@ -996,19 +1109,7 @@
         <w:rPr>
           <w:sz w:val="22"/>
         </w:rPr>
-        <w:t>Career</w:t>
-      </w:r>
-      <w:r>
-        <w:rPr>
-          <w:sz w:val="22"/>
-        </w:rPr>
-        <w:t xml:space="preserve"> advice is often spread across different websites, job descriptions, resumes, and learning platforms. Making a personal plan manually can take time. A normal chatbot may provide useful text, but that text may not be organized in a consistent format and may</w:t>
-      </w:r>
-      <w:r>
-        <w:rPr>
-          <w:sz w:val="22"/>
-        </w:rPr>
-        <w:t xml:space="preserve"> not be saved for later use.</w:t>
+        <w:t>Career advice is often spread across different websites, job descriptions, resumes, and learning platforms. Making a personal plan manually can take time. A normal chatbot may provide useful text, but that text may not be organized in a consistent format and may not be saved for later use.</w:t>
       </w:r>
     </w:p>
     <w:p>
@@ -1049,19 +1150,7 @@
         <w:rPr>
           <w:sz w:val="22"/>
         </w:rPr>
-        <w:t>TalentVerse combines a sim</w:t>
-      </w:r>
-      <w:r>
-        <w:rPr>
-          <w:sz w:val="22"/>
-        </w:rPr>
-        <w:t>ple frontend, a backend API, an AI model, and a database. The frontend collects information. The backend sends the information to the AI model with instructions about the expected output. The response is checked before it is saved. After saving, the applic</w:t>
-      </w:r>
-      <w:r>
-        <w:rPr>
-          <w:sz w:val="22"/>
-        </w:rPr>
-        <w:t>ation displays the plan and allows the user to track milestones.</w:t>
+        <w:t>TalentVerse combines a simple frontend, a backend API, an AI model, and a database. The frontend collects information. The backend sends the information to the AI model with instructions about the expected output. The response is checked before it is saved. After saving, the application displays the plan and allows the user to track milestones.</w:t>
       </w:r>
     </w:p>
     <w:p>
@@ -1239,13 +1328,7 @@
         <w:rPr>
           <w:sz w:val="22"/>
         </w:rPr>
-        <w:t>One place to manage career goals and</w:t>
-      </w:r>
-      <w:r>
-        <w:rPr>
-          <w:sz w:val="22"/>
-        </w:rPr>
-        <w:t xml:space="preserve"> progress.</w:t>
+        <w:t>One place to manage career goals and progress.</w:t>
       </w:r>
     </w:p>
     <w:p>
@@ -1327,13 +1410,7 @@
         <w:rPr>
           <w:sz w:val="22"/>
         </w:rPr>
-        <w:t>Validate the AI result</w:t>
-      </w:r>
-      <w:r>
-        <w:rPr>
-          <w:sz w:val="22"/>
-        </w:rPr>
-        <w:t xml:space="preserve"> before using it.</w:t>
+        <w:t>Validate the AI result before using it.</w:t>
       </w:r>
     </w:p>
     <w:p>
@@ -1428,13 +1505,7 @@
         <w:rPr>
           <w:sz w:val="22"/>
         </w:rPr>
-        <w:t xml:space="preserve">The </w:t>
-      </w:r>
-      <w:r>
-        <w:rPr>
-          <w:sz w:val="22"/>
-        </w:rPr>
-        <w:t>main feature is a Career Goal to Learning Plan Generator. It is selected from Option 9 in the CSB312 project brief.</w:t>
+        <w:t>The main feature is a Career Goal to Learning Plan Generator. It is selected from Option 9 in the CSB312 project brief.</w:t>
       </w:r>
     </w:p>
     <w:p>
@@ -1677,13 +1748,7 @@
         <w:rPr>
           <w:sz w:val="22"/>
         </w:rPr>
-        <w:t xml:space="preserve">The AI may suggest learning data preparation, machine learning algorithms, </w:t>
-      </w:r>
-      <w:r>
-        <w:rPr>
-          <w:sz w:val="22"/>
-        </w:rPr>
-        <w:t>model evaluation, and deployment. These are suggestions. The user should review and adjust the plan to fit their current knowledge and schedule.</w:t>
+        <w:t>The AI may suggest learning data preparation, machine learning algorithms, model evaluation, and deployment. These are suggestions. The user should review and adjust the plan to fit their current knowledge and schedule.</w:t>
       </w:r>
     </w:p>
     <w:p>
@@ -1778,13 +1843,7 @@
               <w:rPr>
                 <w:sz w:val="15"/>
               </w:rPr>
-              <w:t xml:space="preserve">Resume </w:t>
-            </w:r>
-            <w:r>
-              <w:rPr>
-                <w:sz w:val="15"/>
-              </w:rPr>
-              <w:t>upload and parsing</w:t>
+              <w:t>Resume upload and parsing</w:t>
             </w:r>
           </w:p>
         </w:tc>
@@ -1973,13 +2032,7 @@
         <w:rPr>
           <w:sz w:val="22"/>
         </w:rPr>
-        <w:t>The</w:t>
-      </w:r>
-      <w:r>
-        <w:rPr>
-          <w:sz w:val="22"/>
-        </w:rPr>
-        <w:t xml:space="preserve"> project is successful when a valid user input produces a structured result, the backend validates it, a database record is created or updated, and the frontend displays the saved result. Invalid input must be handled without saving incorrect data.</w:t>
+        <w:t>The project is successful when a valid user input produces a structured result, the backend validates it, a database record is created or updated, and the frontend displays the saved result. Invalid input must be handled without saving incorrect data.</w:t>
       </w:r>
     </w:p>
     <w:p>
@@ -1993,10 +2046,7 @@
       </w:pPr>
       <w:r>
         <w:lastRenderedPageBreak/>
-        <w:t>3. Sy</w:t>
-      </w:r>
-      <w:r>
-        <w:t>stem Architecture and Workflow</w:t>
+        <w:t>3. System Architecture and Workflow</w:t>
       </w:r>
     </w:p>
     <w:p>
@@ -2464,14 +2514,7 @@
                 <w:rFonts w:ascii="Consolas" w:hAnsi="Consolas"/>
                 <w:sz w:val="14"/>
               </w:rPr>
-              <w:t xml:space="preserve">   Checks fields, types, </w:t>
-            </w:r>
-            <w:r>
-              <w:rPr>
-                <w:rFonts w:ascii="Consolas" w:hAnsi="Consolas"/>
-                <w:sz w:val="14"/>
-              </w:rPr>
-              <w:t>and allowed values</w:t>
+              <w:t xml:space="preserve">   Checks fields, types, and allowed values</w:t>
             </w:r>
             <w:r>
               <w:br/>
@@ -2627,13 +2670,7 @@
         <w:rPr>
           <w:sz w:val="22"/>
         </w:rPr>
-        <w:t>The AI model receives the in</w:t>
-      </w:r>
-      <w:r>
-        <w:rPr>
-          <w:sz w:val="22"/>
-        </w:rPr>
-        <w:t>put and the expected JSON structure.</w:t>
+        <w:t>The AI model receives the input and the expected JSON structure.</w:t>
       </w:r>
     </w:p>
     <w:p>
@@ -2693,13 +2730,7 @@
         <w:rPr>
           <w:sz w:val="22"/>
         </w:rPr>
-        <w:t>The backend returns the save</w:t>
-      </w:r>
-      <w:r>
-        <w:rPr>
-          <w:sz w:val="22"/>
-        </w:rPr>
-        <w:t>d data to the frontend.</w:t>
+        <w:t>The backend returns the saved data to the frontend.</w:t>
       </w:r>
     </w:p>
     <w:p>
@@ -2749,19 +2780,7 @@
         <w:rPr>
           <w:sz w:val="22"/>
         </w:rPr>
-        <w:t>T</w:t>
-      </w:r>
-      <w:r>
-        <w:rPr>
-          <w:sz w:val="22"/>
-        </w:rPr>
-        <w:t>he database step is essential. Simply showing an AI answer is not enough for this assignment. TalentVerse must perform a real create or update op</w:t>
-      </w:r>
-      <w:r>
-        <w:rPr>
-          <w:sz w:val="22"/>
-        </w:rPr>
-        <w:t>eration and show the saved result.</w:t>
+        <w:t>The database step is essential. Simply showing an AI answer is not enough for this assignment. TalentVerse must perform a real create or update operation and show the saved result.</w:t>
       </w:r>
     </w:p>
     <w:p>
@@ -3080,13 +3099,7 @@
               <w:rPr>
                 <w:sz w:val="15"/>
               </w:rPr>
-              <w:t>Generates the structured career p</w:t>
-            </w:r>
-            <w:r>
-              <w:rPr>
-                <w:sz w:val="15"/>
-              </w:rPr>
-              <w:t>lan.</w:t>
+              <w:t>Generates the structured career plan.</w:t>
             </w:r>
           </w:p>
         </w:tc>
@@ -3183,7 +3196,7 @@
               <w:rPr>
                 <w:sz w:val="15"/>
               </w:rPr>
-              <w:t>PostgreSQL or SQLite</w:t>
+              <w:t>SQLite</w:t>
             </w:r>
           </w:p>
         </w:tc>
@@ -3240,7 +3253,7 @@
               <w:rPr>
                 <w:sz w:val="15"/>
               </w:rPr>
-              <w:t>Git + GitHub</w:t>
+              <w:t>GitHub</w:t>
             </w:r>
           </w:p>
         </w:tc>
@@ -3297,13 +3310,7 @@
               <w:rPr>
                 <w:sz w:val="15"/>
               </w:rPr>
-              <w:t xml:space="preserve">Frontend and </w:t>
-            </w:r>
-            <w:r>
-              <w:rPr>
-                <w:sz w:val="15"/>
-              </w:rPr>
-              <w:t>backend hosting</w:t>
+              <w:t>Frontend and backend hosting</w:t>
             </w:r>
           </w:p>
         </w:tc>
@@ -3354,13 +3361,7 @@
         <w:rPr>
           <w:sz w:val="22"/>
         </w:rPr>
-        <w:t>The frontend is the user-facing part of the application. It contains the career goal form, a button to generate the plan, a result section, and progress controls. It should show loading</w:t>
-      </w:r>
-      <w:r>
-        <w:rPr>
-          <w:sz w:val="22"/>
-        </w:rPr>
-        <w:t xml:space="preserve"> messages while the request is processing and clear messages if something goes wrong.</w:t>
+        <w:t>The frontend is the user-facing part of the application. It contains the career goal form, a button to generate the plan, a result section, and progress controls. It should show loading messages while the request is processing and clear messages if something goes wrong.</w:t>
       </w:r>
     </w:p>
     <w:p>
@@ -3386,13 +3387,7 @@
         <w:rPr>
           <w:sz w:val="22"/>
         </w:rPr>
-        <w:t>The backend connects the frontend, AI service, and database. It receives input, checks it, sends a prompt to the AI, validates the response, and saves valid d</w:t>
-      </w:r>
-      <w:r>
-        <w:rPr>
-          <w:sz w:val="22"/>
-        </w:rPr>
-        <w:t>ata. AI keys and database passwords must be kept on the server, not inside frontend JavaScript.</w:t>
+        <w:t>The backend connects the frontend, AI service, and database. It receives input, checks it, sends a prompt to the AI, validates the response, and saves valid data. AI keys and database passwords must be kept on the server, not inside frontend JavaScript.</w:t>
       </w:r>
     </w:p>
     <w:p>
@@ -3418,13 +3413,7 @@
         <w:rPr>
           <w:sz w:val="22"/>
         </w:rPr>
-        <w:t xml:space="preserve">The database stores the plan so that the user does not lose it after refreshing the page or closing the browser. It can also store milestone </w:t>
-      </w:r>
-      <w:r>
-        <w:rPr>
-          <w:sz w:val="22"/>
-        </w:rPr>
-        <w:t>status, such as Pending, In Progress, and Completed.</w:t>
+        <w:t>The database stores the plan so that the user does not lose it after refreshing the page or closing the browser. It can also store milestone status, such as Pending, In Progress, and Completed.</w:t>
       </w:r>
     </w:p>
     <w:p>
@@ -3549,13 +3538,7 @@
     </w:p>
     <w:p>
       <w:r>
-        <w:t>A schema is a fixed struct</w:t>
-      </w:r>
-      <w:r>
-        <w:t xml:space="preserve">ure that describes what information is expected. For example, a career plan may always contain a target role, current skills, missing skills, and milestones. Schema-guided prompting asks the AI to return these fields in a defined format instead of writing </w:t>
-      </w:r>
-      <w:r>
-        <w:t>a free-form answer.</w:t>
+        <w:t>A schema is a fixed structure that describes what information is expected. For example, a career plan may always contain a target role, current skills, missing skills, and milestones. Schema-guided prompting asks the AI to return these fields in a defined format instead of writing a free-form answer.</w:t>
       </w:r>
     </w:p>
     <w:p>
@@ -3615,14 +3598,7 @@
                 <w:rFonts w:ascii="Consolas" w:hAnsi="Consolas"/>
                 <w:sz w:val="14"/>
               </w:rPr>
-              <w:t xml:space="preserve">  "</w:t>
-            </w:r>
-            <w:r>
-              <w:rPr>
-                <w:rFonts w:ascii="Consolas" w:hAnsi="Consolas"/>
-                <w:sz w:val="14"/>
-              </w:rPr>
-              <w:t>goal_summary": "string",</w:t>
+              <w:t xml:space="preserve">  "goal_summary": "string",</w:t>
             </w:r>
             <w:r>
               <w:br/>
@@ -3865,14 +3841,17 @@
                 <w:rFonts w:ascii="Consolas" w:hAnsi="Consolas"/>
                 <w:sz w:val="14"/>
               </w:rPr>
-              <w:t>Use only the information supplied by the u</w:t>
+              <w:t>Use only the information supplied by the user.</w:t>
+            </w:r>
+            <w:r>
+              <w:br/>
             </w:r>
             <w:r>
               <w:rPr>
                 <w:rFonts w:ascii="Consolas" w:hAnsi="Consolas"/>
                 <w:sz w:val="14"/>
               </w:rPr>
-              <w:t>ser.</w:t>
+              <w:t>Do not invent qualifications or completed experience.</w:t>
             </w:r>
             <w:r>
               <w:br/>
@@ -3882,7 +3861,7 @@
                 <w:rFonts w:ascii="Consolas" w:hAnsi="Consolas"/>
                 <w:sz w:val="14"/>
               </w:rPr>
-              <w:t>Do not invent qualifications or completed experience.</w:t>
+              <w:t>Create a practical skill-gap map and learning plan.</w:t>
             </w:r>
             <w:r>
               <w:br/>
@@ -3892,7 +3871,7 @@
                 <w:rFonts w:ascii="Consolas" w:hAnsi="Consolas"/>
                 <w:sz w:val="14"/>
               </w:rPr>
-              <w:t>Create a practical skill-gap map and learning plan.</w:t>
+              <w:t>If important details are missing, list them for clarification.</w:t>
             </w:r>
             <w:r>
               <w:br/>
@@ -3902,7 +3881,10 @@
                 <w:rFonts w:ascii="Consolas" w:hAnsi="Consolas"/>
                 <w:sz w:val="14"/>
               </w:rPr>
-              <w:t>If important details are missing, list them for clarification.</w:t>
+              <w:t>Return one JSON object using the required fields.</w:t>
+            </w:r>
+            <w:r>
+              <w:br/>
             </w:r>
             <w:r>
               <w:br/>
@@ -3912,27 +3894,7 @@
                 <w:rFonts w:ascii="Consolas" w:hAnsi="Consolas"/>
                 <w:sz w:val="14"/>
               </w:rPr>
-              <w:t>Return one JSON object using the required fields.</w:t>
-            </w:r>
-            <w:r>
-              <w:br/>
-            </w:r>
-            <w:r>
-              <w:br/>
-            </w:r>
-            <w:r>
-              <w:rPr>
-                <w:rFonts w:ascii="Consolas" w:hAnsi="Consolas"/>
-                <w:sz w:val="14"/>
-              </w:rPr>
-              <w:t>Career goal: Become a Machine L</w:t>
-            </w:r>
-            <w:r>
-              <w:rPr>
-                <w:rFonts w:ascii="Consolas" w:hAnsi="Consolas"/>
-                <w:sz w:val="14"/>
-              </w:rPr>
-              <w:t>earning Engineer</w:t>
+              <w:t>Career goal: Become a Machine Learning Engineer</w:t>
             </w:r>
             <w:r>
               <w:br/>
@@ -4135,14 +4097,7 @@
                 <w:rFonts w:ascii="Consolas" w:hAnsi="Consolas"/>
                 <w:sz w:val="14"/>
               </w:rPr>
-              <w:t xml:space="preserve">      "title": "Practice model eval</w:t>
-            </w:r>
-            <w:r>
-              <w:rPr>
-                <w:rFonts w:ascii="Consolas" w:hAnsi="Consolas"/>
-                <w:sz w:val="14"/>
-              </w:rPr>
-              <w:t>uation",</w:t>
+              <w:t xml:space="preserve">      "title": "Practice model evaluation",</w:t>
             </w:r>
             <w:r>
               <w:br/>
@@ -4260,13 +4215,7 @@
         <w:rPr>
           <w:sz w:val="22"/>
         </w:rPr>
-        <w:t>TalentVerse can use a relational database. A relational database store</w:t>
-      </w:r>
-      <w:r>
-        <w:rPr>
-          <w:sz w:val="22"/>
-        </w:rPr>
-        <w:t>s information in tables. Each record has an ID, and related tables are connected using IDs.</w:t>
+        <w:t>TalentVerse can use a relational database. A relational database stores information in tables. Each record has an ID, and related tables are connected using IDs.</w:t>
       </w:r>
     </w:p>
     <w:tbl>
@@ -4587,14 +4536,7 @@
                 <w:rFonts w:ascii="Consolas" w:hAnsi="Consolas"/>
                 <w:sz w:val="14"/>
               </w:rPr>
-              <w:t>One plan can have multiple s</w:t>
-            </w:r>
-            <w:r>
-              <w:rPr>
-                <w:rFonts w:ascii="Consolas" w:hAnsi="Consolas"/>
-                <w:sz w:val="14"/>
-              </w:rPr>
-              <w:t>kills and multiple milestones.</w:t>
+              <w:t>One plan can have multiple skills and multiple milestones.</w:t>
             </w:r>
             <w:r>
               <w:br/>
@@ -4653,13 +4595,7 @@
         <w:rPr>
           <w:sz w:val="22"/>
         </w:rPr>
-        <w:t xml:space="preserve">The backend </w:t>
-      </w:r>
-      <w:r>
-        <w:rPr>
-          <w:sz w:val="22"/>
-        </w:rPr>
-        <w:t>receives a valid request.</w:t>
+        <w:t>The backend receives a valid request.</w:t>
       </w:r>
     </w:p>
     <w:p>
@@ -4749,13 +4685,7 @@
         <w:rPr>
           <w:sz w:val="22"/>
         </w:rPr>
-        <w:t>The API sen</w:t>
-      </w:r>
-      <w:r>
-        <w:rPr>
-          <w:sz w:val="22"/>
-        </w:rPr>
-        <w:t>ds the saved plan to the frontend.</w:t>
+        <w:t>The API sends the saved plan to the frontend.</w:t>
       </w:r>
     </w:p>
     <w:p>
@@ -4790,13 +4720,7 @@
         <w:rPr>
           <w:sz w:val="22"/>
         </w:rPr>
-        <w:t xml:space="preserve">An update operation changes an existing record. For example, when the user completes a learning milestone, the frontend sends the new status to the backend. The backend checks the status, updates the </w:t>
-      </w:r>
-      <w:r>
-        <w:rPr>
-          <w:sz w:val="22"/>
-        </w:rPr>
-        <w:t>database, and returns the updated milestone.</w:t>
+        <w:t>An update operation changes an existing record. For example, when the user completes a learning milestone, the frontend sends the new status to the backend. The backend checks the status, updates the database, and returns the updated milestone.</w:t>
       </w:r>
     </w:p>
     <w:p>
@@ -5101,13 +5025,7 @@
               <w:rPr>
                 <w:sz w:val="15"/>
               </w:rPr>
-              <w:t xml:space="preserve">Check backend </w:t>
-            </w:r>
-            <w:r>
-              <w:rPr>
-                <w:sz w:val="15"/>
-              </w:rPr>
-              <w:t>availability.</w:t>
+              <w:t>Check backend availability.</w:t>
             </w:r>
           </w:p>
         </w:tc>
@@ -5488,13 +5406,7 @@
         <w:rPr>
           <w:sz w:val="22"/>
         </w:rPr>
-        <w:t xml:space="preserve">Correct any information that is </w:t>
-      </w:r>
-      <w:r>
-        <w:rPr>
-          <w:sz w:val="22"/>
-        </w:rPr>
-        <w:t>wrong or unclear.</w:t>
+        <w:t>Correct any information that is wrong or unclear.</w:t>
       </w:r>
     </w:p>
     <w:p>
@@ -5591,13 +5503,7 @@
         <w:rPr>
           <w:sz w:val="22"/>
         </w:rPr>
-        <w:t>Show a loading state</w:t>
-      </w:r>
-      <w:r>
-        <w:rPr>
-          <w:sz w:val="22"/>
-        </w:rPr>
-        <w:t xml:space="preserve"> while the AI is working.</w:t>
+        <w:t>Show a loading state while the AI is working.</w:t>
       </w:r>
     </w:p>
     <w:p>
@@ -5638,342 +5544,10 @@
     <w:p>
       <w:pPr>
         <w:pStyle w:val="Heading2"/>
-      </w:pPr>
-      <w:r>
-        <w:t>7.4 Add Your Actual Screenshots</w:t>
-      </w:r>
-    </w:p>
-    <w:p>
-      <w:pPr>
-        <w:rPr>
-          <w:sz w:val="22"/>
-        </w:rPr>
-      </w:pPr>
-      <w:r>
-        <w:rPr>
-          <w:sz w:val="22"/>
-        </w:rPr>
-        <w:t>Insert screenshots from your running application. These images are important evid</w:t>
-      </w:r>
-      <w:r>
-        <w:rPr>
-          <w:sz w:val="22"/>
-        </w:rPr>
-        <w:t>ence for the report marks.</w:t>
-      </w:r>
-    </w:p>
-    <w:tbl>
-      <w:tblPr>
-        <w:tblStyle w:val="TableGrid"/>
-        <w:tblW w:w="0" w:type="auto"/>
-        <w:jc w:val="center"/>
-        <w:tblLook w:val="04A0" w:firstRow="1" w:lastRow="0" w:firstColumn="1" w:lastColumn="0" w:noHBand="0" w:noVBand="1"/>
-      </w:tblPr>
-      <w:tblGrid>
-        <w:gridCol w:w="1170"/>
-        <w:gridCol w:w="4829"/>
-        <w:gridCol w:w="3659"/>
-      </w:tblGrid>
-      <w:tr>
-        <w:trPr>
-          <w:trHeight w:val="440"/>
-          <w:jc w:val="center"/>
-        </w:trPr>
-        <w:tc>
-          <w:tcPr>
-            <w:tcW w:w="1170" w:type="dxa"/>
-            <w:shd w:val="clear" w:color="auto" w:fill="17365D"/>
-          </w:tcPr>
-          <w:p>
-            <w:r>
-              <w:rPr>
-                <w:b/>
-                <w:color w:val="FFFFFF"/>
-                <w:sz w:val="16"/>
-              </w:rPr>
-              <w:t>Figure</w:t>
-            </w:r>
-          </w:p>
-        </w:tc>
-        <w:tc>
-          <w:tcPr>
-            <w:tcW w:w="4829" w:type="dxa"/>
-            <w:shd w:val="clear" w:color="auto" w:fill="17365D"/>
-          </w:tcPr>
-          <w:p>
-            <w:r>
-              <w:rPr>
-                <w:b/>
-                <w:color w:val="FFFFFF"/>
-                <w:sz w:val="16"/>
-              </w:rPr>
-              <w:t>Screenshot needed</w:t>
-            </w:r>
-          </w:p>
-        </w:tc>
-        <w:tc>
-          <w:tcPr>
-            <w:tcW w:w="3659" w:type="dxa"/>
-            <w:shd w:val="clear" w:color="auto" w:fill="17365D"/>
-          </w:tcPr>
-          <w:p>
-            <w:r>
-              <w:rPr>
-                <w:b/>
-                <w:color w:val="FFFFFF"/>
-                <w:sz w:val="16"/>
-              </w:rPr>
-              <w:t>Place image here</w:t>
-            </w:r>
-          </w:p>
-        </w:tc>
-      </w:tr>
-      <w:tr>
-        <w:trPr>
-          <w:trHeight w:val="306"/>
-          <w:jc w:val="center"/>
-        </w:trPr>
-        <w:tc>
-          <w:tcPr>
-            <w:tcW w:w="1170" w:type="dxa"/>
-            <w:vAlign w:val="center"/>
-          </w:tcPr>
-          <w:p>
-            <w:pPr>
-              <w:spacing w:after="20"/>
-            </w:pPr>
-            <w:r>
-              <w:rPr>
-                <w:sz w:val="15"/>
-              </w:rPr>
-              <w:t>Figure 2</w:t>
-            </w:r>
-          </w:p>
-        </w:tc>
-        <w:tc>
-          <w:tcPr>
-            <w:tcW w:w="4829" w:type="dxa"/>
-            <w:vAlign w:val="center"/>
-          </w:tcPr>
-          <w:p>
-            <w:pPr>
-              <w:spacing w:after="20"/>
-            </w:pPr>
-            <w:r>
-              <w:rPr>
-                <w:sz w:val="15"/>
-              </w:rPr>
-              <w:t>Home page and career goal form</w:t>
-            </w:r>
-          </w:p>
-        </w:tc>
-        <w:tc>
-          <w:tcPr>
-            <w:tcW w:w="3659" w:type="dxa"/>
-            <w:vAlign w:val="center"/>
-          </w:tcPr>
-          <w:p>
-            <w:pPr>
-              <w:spacing w:after="20"/>
-            </w:pPr>
-            <w:r>
-              <w:rPr>
-                <w:sz w:val="15"/>
-              </w:rPr>
-              <w:t>[Insert screenshot]</w:t>
-            </w:r>
-          </w:p>
-        </w:tc>
-      </w:tr>
-      <w:tr>
-        <w:trPr>
-          <w:trHeight w:val="325"/>
-          <w:jc w:val="center"/>
-        </w:trPr>
-        <w:tc>
-          <w:tcPr>
-            <w:tcW w:w="1170" w:type="dxa"/>
-            <w:vAlign w:val="center"/>
-          </w:tcPr>
-          <w:p>
-            <w:pPr>
-              <w:spacing w:after="20"/>
-            </w:pPr>
-            <w:r>
-              <w:rPr>
-                <w:sz w:val="15"/>
-              </w:rPr>
-              <w:t>Figure 3</w:t>
-            </w:r>
-          </w:p>
-        </w:tc>
-        <w:tc>
-          <w:tcPr>
-            <w:tcW w:w="4829" w:type="dxa"/>
-            <w:vAlign w:val="center"/>
-          </w:tcPr>
-          <w:p>
-            <w:pPr>
-              <w:spacing w:after="20"/>
-            </w:pPr>
-            <w:r>
-              <w:rPr>
-                <w:sz w:val="15"/>
-              </w:rPr>
-              <w:t>Generated skill-gap map and milestones</w:t>
-            </w:r>
-          </w:p>
-        </w:tc>
-        <w:tc>
-          <w:tcPr>
-            <w:tcW w:w="3659" w:type="dxa"/>
-            <w:vAlign w:val="center"/>
-          </w:tcPr>
-          <w:p>
-            <w:pPr>
-              <w:spacing w:after="20"/>
-            </w:pPr>
-            <w:r>
-              <w:rPr>
-                <w:sz w:val="15"/>
-              </w:rPr>
-              <w:t>[Insert screenshot]</w:t>
-            </w:r>
-          </w:p>
-        </w:tc>
-      </w:tr>
-      <w:tr>
-        <w:trPr>
-          <w:trHeight w:val="306"/>
-          <w:jc w:val="center"/>
-        </w:trPr>
-        <w:tc>
-          <w:tcPr>
-            <w:tcW w:w="1170" w:type="dxa"/>
-            <w:vAlign w:val="center"/>
-          </w:tcPr>
-          <w:p>
-            <w:pPr>
-              <w:spacing w:after="20"/>
-            </w:pPr>
-            <w:r>
-              <w:rPr>
-                <w:sz w:val="15"/>
-              </w:rPr>
-              <w:t>Figure 4</w:t>
-            </w:r>
-          </w:p>
-        </w:tc>
-        <w:tc>
-          <w:tcPr>
-            <w:tcW w:w="4829" w:type="dxa"/>
-            <w:vAlign w:val="center"/>
-          </w:tcPr>
-          <w:p>
-            <w:pPr>
-              <w:spacing w:after="20"/>
-            </w:pPr>
-            <w:r>
-              <w:rPr>
-                <w:sz w:val="15"/>
-              </w:rPr>
-              <w:t>Saved record confirmation</w:t>
-            </w:r>
-          </w:p>
-        </w:tc>
-        <w:tc>
-          <w:tcPr>
-            <w:tcW w:w="3659" w:type="dxa"/>
-            <w:vAlign w:val="center"/>
-          </w:tcPr>
-          <w:p>
-            <w:pPr>
-              <w:spacing w:after="20"/>
-            </w:pPr>
-            <w:r>
-              <w:rPr>
-                <w:sz w:val="15"/>
-              </w:rPr>
-              <w:t>[Insert screenshot]</w:t>
-            </w:r>
-          </w:p>
-        </w:tc>
-      </w:tr>
-      <w:tr>
-        <w:trPr>
-          <w:trHeight w:val="325"/>
-          <w:jc w:val="center"/>
-        </w:trPr>
-        <w:tc>
-          <w:tcPr>
-            <w:tcW w:w="1170" w:type="dxa"/>
-            <w:vAlign w:val="center"/>
-          </w:tcPr>
-          <w:p>
-            <w:pPr>
-              <w:spacing w:after="20"/>
-            </w:pPr>
-            <w:r>
-              <w:rPr>
-                <w:sz w:val="15"/>
-              </w:rPr>
-              <w:t>Figure 5</w:t>
-            </w:r>
-          </w:p>
-        </w:tc>
-        <w:tc>
-          <w:tcPr>
-            <w:tcW w:w="4829" w:type="dxa"/>
-            <w:vAlign w:val="center"/>
-          </w:tcPr>
-          <w:p>
-            <w:pPr>
-              <w:spacing w:after="20"/>
-            </w:pPr>
-            <w:r>
-              <w:rPr>
-                <w:sz w:val="15"/>
-              </w:rPr>
-              <w:t>Invalid input or error message</w:t>
-            </w:r>
-          </w:p>
-        </w:tc>
-        <w:tc>
-          <w:tcPr>
-            <w:tcW w:w="3659" w:type="dxa"/>
-            <w:vAlign w:val="center"/>
-          </w:tcPr>
-          <w:p>
-            <w:pPr>
-              <w:spacing w:after="20"/>
-            </w:pPr>
-            <w:r>
-              <w:rPr>
-                <w:sz w:val="15"/>
-              </w:rPr>
-              <w:t>[Insert screenshot]</w:t>
-            </w:r>
-          </w:p>
-        </w:tc>
-      </w:tr>
-    </w:tbl>
-    <w:p>
-      <w:pPr>
-        <w:spacing w:after="0"/>
-      </w:pPr>
-    </w:p>
-    <w:p>
-      <w:pPr>
-        <w:rPr>
-          <w:sz w:val="22"/>
-        </w:rPr>
-      </w:pPr>
-      <w:r>
-        <w:rPr>
-          <w:sz w:val="22"/>
-        </w:rPr>
-        <w:t>Tip: Make sure the screenshots are readable and show the actual website. Do not use sample designs as proof that the application works.</w:t>
-      </w:r>
+        <w:rPr>
+          <w:sz w:val="22"/>
+        </w:rPr>
+      </w:pPr>
     </w:p>
     <w:p>
       <w:r>
@@ -5994,29 +5568,20 @@
         <w:pStyle w:val="Heading2"/>
       </w:pPr>
       <w:r>
-        <w:t>8.1 Why Valid</w:t>
-      </w:r>
-      <w:r>
-        <w:t>ation Is Needed</w:t>
-      </w:r>
-    </w:p>
-    <w:p>
-      <w:pPr>
-        <w:rPr>
-          <w:sz w:val="22"/>
-        </w:rPr>
-      </w:pPr>
-      <w:r>
-        <w:rPr>
-          <w:sz w:val="22"/>
-        </w:rPr>
-        <w:t xml:space="preserve">AI output may be incomplete or incorrectly formatted. Validation checks the result before the application uses it. If a required field is missing, the backend should reject the result or ask for clarification instead of silently filling in </w:t>
-      </w:r>
-      <w:r>
-        <w:rPr>
-          <w:sz w:val="22"/>
-        </w:rPr>
-        <w:t>unknown information.</w:t>
+        <w:t>8.1 Why Validation Is Needed</w:t>
+      </w:r>
+    </w:p>
+    <w:p>
+      <w:pPr>
+        <w:rPr>
+          <w:sz w:val="22"/>
+        </w:rPr>
+      </w:pPr>
+      <w:r>
+        <w:rPr>
+          <w:sz w:val="22"/>
+        </w:rPr>
+        <w:t>AI output may be incomplete or incorrectly formatted. Validation checks the result before the application uses it. If a required field is missing, the backend should reject the result or ask for clarification instead of silently filling in unknown information.</w:t>
       </w:r>
     </w:p>
     <w:p/>
@@ -6100,13 +5665,7 @@
         <w:rPr>
           <w:sz w:val="22"/>
         </w:rPr>
-        <w:t xml:space="preserve">Milestone status must be pending, in_progress, or </w:t>
-      </w:r>
-      <w:r>
-        <w:rPr>
-          <w:sz w:val="22"/>
-        </w:rPr>
-        <w:t>completed.</w:t>
+        <w:t>Milestone status must be pending, in_progress, or completed.</w:t>
       </w:r>
     </w:p>
     <w:p>
@@ -6277,13 +5836,7 @@
               <w:rPr>
                 <w:sz w:val="15"/>
               </w:rPr>
-              <w:t xml:space="preserve">Reject the result or </w:t>
-            </w:r>
-            <w:r>
-              <w:rPr>
-                <w:sz w:val="15"/>
-              </w:rPr>
-              <w:t>ask the user for clarification.</w:t>
+              <w:t>Reject the result or ask the user for clarification.</w:t>
             </w:r>
           </w:p>
         </w:tc>
@@ -6443,13 +5996,7 @@
               <w:rPr>
                 <w:sz w:val="15"/>
               </w:rPr>
-              <w:t xml:space="preserve">Show that the requested record does </w:t>
-            </w:r>
-            <w:r>
-              <w:rPr>
-                <w:sz w:val="15"/>
-              </w:rPr>
-              <w:t>not exist.</w:t>
+              <w:t>Show that the requested record does not exist.</w:t>
             </w:r>
           </w:p>
         </w:tc>
@@ -6462,591 +6009,10 @@
     </w:p>
     <w:p>
       <w:pPr>
-        <w:pStyle w:val="Heading2"/>
-      </w:pPr>
-      <w:r>
-        <w:t>8.4 Test Cases</w:t>
-      </w:r>
-    </w:p>
-    <w:tbl>
-      <w:tblPr>
-        <w:tblStyle w:val="TableGrid"/>
-        <w:tblW w:w="0" w:type="auto"/>
-        <w:jc w:val="center"/>
-        <w:tblLook w:val="04A0" w:firstRow="1" w:lastRow="0" w:firstColumn="1" w:lastColumn="0" w:noHBand="0" w:noVBand="1"/>
-      </w:tblPr>
-      <w:tblGrid>
-        <w:gridCol w:w="766"/>
-        <w:gridCol w:w="2606"/>
-        <w:gridCol w:w="5059"/>
-        <w:gridCol w:w="1226"/>
-      </w:tblGrid>
-      <w:tr>
-        <w:trPr>
-          <w:trHeight w:val="429"/>
-          <w:jc w:val="center"/>
-        </w:trPr>
-        <w:tc>
-          <w:tcPr>
-            <w:tcW w:w="766" w:type="dxa"/>
-            <w:shd w:val="clear" w:color="auto" w:fill="17365D"/>
-          </w:tcPr>
-          <w:p>
-            <w:r>
-              <w:rPr>
-                <w:b/>
-                <w:color w:val="FFFFFF"/>
-                <w:sz w:val="16"/>
-              </w:rPr>
-              <w:t>ID</w:t>
-            </w:r>
-          </w:p>
-        </w:tc>
-        <w:tc>
-          <w:tcPr>
-            <w:tcW w:w="2606" w:type="dxa"/>
-            <w:shd w:val="clear" w:color="auto" w:fill="17365D"/>
-          </w:tcPr>
-          <w:p>
-            <w:r>
-              <w:rPr>
-                <w:b/>
-                <w:color w:val="FFFFFF"/>
-                <w:sz w:val="16"/>
-              </w:rPr>
-              <w:t>Test</w:t>
-            </w:r>
-          </w:p>
-        </w:tc>
-        <w:tc>
-          <w:tcPr>
-            <w:tcW w:w="5059" w:type="dxa"/>
-            <w:shd w:val="clear" w:color="auto" w:fill="17365D"/>
-          </w:tcPr>
-          <w:p>
-            <w:r>
-              <w:rPr>
-                <w:b/>
-                <w:color w:val="FFFFFF"/>
-                <w:sz w:val="16"/>
-              </w:rPr>
-              <w:t>Expected result</w:t>
-            </w:r>
-          </w:p>
-        </w:tc>
-        <w:tc>
-          <w:tcPr>
-            <w:tcW w:w="1226" w:type="dxa"/>
-            <w:shd w:val="clear" w:color="auto" w:fill="17365D"/>
-          </w:tcPr>
-          <w:p>
-            <w:r>
-              <w:rPr>
-                <w:b/>
-                <w:color w:val="FFFFFF"/>
-                <w:sz w:val="16"/>
-              </w:rPr>
-              <w:t>Status</w:t>
-            </w:r>
-          </w:p>
-        </w:tc>
-      </w:tr>
-      <w:tr>
-        <w:trPr>
-          <w:trHeight w:val="299"/>
-          <w:jc w:val="center"/>
-        </w:trPr>
-        <w:tc>
-          <w:tcPr>
-            <w:tcW w:w="766" w:type="dxa"/>
-            <w:vAlign w:val="center"/>
-          </w:tcPr>
-          <w:p>
-            <w:pPr>
-              <w:spacing w:after="20"/>
-            </w:pPr>
-            <w:r>
-              <w:rPr>
-                <w:sz w:val="15"/>
-              </w:rPr>
-              <w:t>T1</w:t>
-            </w:r>
-          </w:p>
-        </w:tc>
-        <w:tc>
-          <w:tcPr>
-            <w:tcW w:w="2606" w:type="dxa"/>
-            <w:vAlign w:val="center"/>
-          </w:tcPr>
-          <w:p>
-            <w:pPr>
-              <w:spacing w:after="20"/>
-            </w:pPr>
-            <w:r>
-              <w:rPr>
-                <w:sz w:val="15"/>
-              </w:rPr>
-              <w:t>Submit a valid goal</w:t>
-            </w:r>
-          </w:p>
-        </w:tc>
-        <w:tc>
-          <w:tcPr>
-            <w:tcW w:w="5059" w:type="dxa"/>
-            <w:vAlign w:val="center"/>
-          </w:tcPr>
-          <w:p>
-            <w:pPr>
-              <w:spacing w:after="20"/>
-            </w:pPr>
-            <w:r>
-              <w:rPr>
-                <w:sz w:val="15"/>
-              </w:rPr>
-              <w:t>Valid plan is saved and displayed.</w:t>
-            </w:r>
-          </w:p>
-        </w:tc>
-        <w:tc>
-          <w:tcPr>
-            <w:tcW w:w="1226" w:type="dxa"/>
-            <w:vAlign w:val="center"/>
-          </w:tcPr>
-          <w:p>
-            <w:pPr>
-              <w:spacing w:after="20"/>
-            </w:pPr>
-            <w:r>
-              <w:rPr>
-                <w:sz w:val="15"/>
-              </w:rPr>
-              <w:t>[Fill]</w:t>
-            </w:r>
-          </w:p>
-        </w:tc>
-      </w:tr>
-      <w:tr>
-        <w:trPr>
-          <w:trHeight w:val="317"/>
-          <w:jc w:val="center"/>
-        </w:trPr>
-        <w:tc>
-          <w:tcPr>
-            <w:tcW w:w="766" w:type="dxa"/>
-            <w:vAlign w:val="center"/>
-          </w:tcPr>
-          <w:p>
-            <w:pPr>
-              <w:spacing w:after="20"/>
-            </w:pPr>
-            <w:r>
-              <w:rPr>
-                <w:sz w:val="15"/>
-              </w:rPr>
-              <w:t>T2</w:t>
-            </w:r>
-          </w:p>
-        </w:tc>
-        <w:tc>
-          <w:tcPr>
-            <w:tcW w:w="2606" w:type="dxa"/>
-            <w:vAlign w:val="center"/>
-          </w:tcPr>
-          <w:p>
-            <w:pPr>
-              <w:spacing w:after="20"/>
-            </w:pPr>
-            <w:r>
-              <w:rPr>
-                <w:sz w:val="15"/>
-              </w:rPr>
-              <w:t>Submit empty input</w:t>
-            </w:r>
-          </w:p>
-        </w:tc>
-        <w:tc>
-          <w:tcPr>
-            <w:tcW w:w="5059" w:type="dxa"/>
-            <w:vAlign w:val="center"/>
-          </w:tcPr>
-          <w:p>
-            <w:pPr>
-              <w:spacing w:after="20"/>
-            </w:pPr>
-            <w:r>
-              <w:rPr>
-                <w:sz w:val="15"/>
-              </w:rPr>
-              <w:t>Validation message; no record saved.</w:t>
-            </w:r>
-          </w:p>
-        </w:tc>
-        <w:tc>
-          <w:tcPr>
-            <w:tcW w:w="1226" w:type="dxa"/>
-            <w:vAlign w:val="center"/>
-          </w:tcPr>
-          <w:p>
-            <w:pPr>
-              <w:spacing w:after="20"/>
-            </w:pPr>
-            <w:r>
-              <w:rPr>
-                <w:sz w:val="15"/>
-              </w:rPr>
-              <w:t>[Fill]</w:t>
-            </w:r>
-          </w:p>
-        </w:tc>
-      </w:tr>
-      <w:tr>
-        <w:trPr>
-          <w:trHeight w:val="299"/>
-          <w:jc w:val="center"/>
-        </w:trPr>
-        <w:tc>
-          <w:tcPr>
-            <w:tcW w:w="766" w:type="dxa"/>
-            <w:vAlign w:val="center"/>
-          </w:tcPr>
-          <w:p>
-            <w:pPr>
-              <w:spacing w:after="20"/>
-            </w:pPr>
-            <w:r>
-              <w:rPr>
-                <w:sz w:val="15"/>
-              </w:rPr>
-              <w:t>T3</w:t>
-            </w:r>
-          </w:p>
-        </w:tc>
-        <w:tc>
-          <w:tcPr>
-            <w:tcW w:w="2606" w:type="dxa"/>
-            <w:vAlign w:val="center"/>
-          </w:tcPr>
-          <w:p>
-            <w:pPr>
-              <w:spacing w:after="20"/>
-            </w:pPr>
-            <w:r>
-              <w:rPr>
-                <w:sz w:val="15"/>
-              </w:rPr>
-              <w:t>AI misses a field</w:t>
-            </w:r>
-          </w:p>
-        </w:tc>
-        <w:tc>
-          <w:tcPr>
-            <w:tcW w:w="5059" w:type="dxa"/>
-            <w:vAlign w:val="center"/>
-          </w:tcPr>
-          <w:p>
-            <w:pPr>
-              <w:spacing w:after="20"/>
-            </w:pPr>
-            <w:r>
-              <w:rPr>
-                <w:sz w:val="15"/>
-              </w:rPr>
-              <w:t>Invalid result is not saved.</w:t>
-            </w:r>
-          </w:p>
-        </w:tc>
-        <w:tc>
-          <w:tcPr>
-            <w:tcW w:w="1226" w:type="dxa"/>
-            <w:vAlign w:val="center"/>
-          </w:tcPr>
-          <w:p>
-            <w:pPr>
-              <w:spacing w:after="20"/>
-            </w:pPr>
-            <w:r>
-              <w:rPr>
-                <w:sz w:val="15"/>
-              </w:rPr>
-              <w:t>[Fill]</w:t>
-            </w:r>
-          </w:p>
-        </w:tc>
-      </w:tr>
-      <w:tr>
-        <w:trPr>
-          <w:trHeight w:val="317"/>
-          <w:jc w:val="center"/>
-        </w:trPr>
-        <w:tc>
-          <w:tcPr>
-            <w:tcW w:w="766" w:type="dxa"/>
-            <w:vAlign w:val="center"/>
-          </w:tcPr>
-          <w:p>
-            <w:pPr>
-              <w:spacing w:after="20"/>
-            </w:pPr>
-            <w:r>
-              <w:rPr>
-                <w:sz w:val="15"/>
-              </w:rPr>
-              <w:t>T4</w:t>
-            </w:r>
-          </w:p>
-        </w:tc>
-        <w:tc>
-          <w:tcPr>
-            <w:tcW w:w="2606" w:type="dxa"/>
-            <w:vAlign w:val="center"/>
-          </w:tcPr>
-          <w:p>
-            <w:pPr>
-              <w:spacing w:after="20"/>
-            </w:pPr>
-            <w:r>
-              <w:rPr>
-                <w:sz w:val="15"/>
-              </w:rPr>
-              <w:t>Database is unavailable</w:t>
-            </w:r>
-          </w:p>
-        </w:tc>
-        <w:tc>
-          <w:tcPr>
-            <w:tcW w:w="5059" w:type="dxa"/>
-            <w:vAlign w:val="center"/>
-          </w:tcPr>
-          <w:p>
-            <w:pPr>
-              <w:spacing w:after="20"/>
-            </w:pPr>
-            <w:r>
-              <w:rPr>
-                <w:sz w:val="15"/>
-              </w:rPr>
-              <w:t>Error shown; no false success.</w:t>
-            </w:r>
-          </w:p>
-        </w:tc>
-        <w:tc>
-          <w:tcPr>
-            <w:tcW w:w="1226" w:type="dxa"/>
-            <w:vAlign w:val="center"/>
-          </w:tcPr>
-          <w:p>
-            <w:pPr>
-              <w:spacing w:after="20"/>
-            </w:pPr>
-            <w:r>
-              <w:rPr>
-                <w:sz w:val="15"/>
-              </w:rPr>
-              <w:t>[Fill]</w:t>
-            </w:r>
-          </w:p>
-        </w:tc>
-      </w:tr>
-      <w:tr>
-        <w:trPr>
-          <w:trHeight w:val="317"/>
-          <w:jc w:val="center"/>
-        </w:trPr>
-        <w:tc>
-          <w:tcPr>
-            <w:tcW w:w="766" w:type="dxa"/>
-            <w:vAlign w:val="center"/>
-          </w:tcPr>
-          <w:p>
-            <w:pPr>
-              <w:spacing w:after="20"/>
-            </w:pPr>
-            <w:r>
-              <w:rPr>
-                <w:sz w:val="15"/>
-              </w:rPr>
-              <w:t>T5</w:t>
-            </w:r>
-          </w:p>
-        </w:tc>
-        <w:tc>
-          <w:tcPr>
-            <w:tcW w:w="2606" w:type="dxa"/>
-            <w:vAlign w:val="center"/>
-          </w:tcPr>
-          <w:p>
-            <w:pPr>
-              <w:spacing w:after="20"/>
-            </w:pPr>
-            <w:r>
-              <w:rPr>
-                <w:sz w:val="15"/>
-              </w:rPr>
-              <w:t>Update milestone</w:t>
-            </w:r>
-          </w:p>
-        </w:tc>
-        <w:tc>
-          <w:tcPr>
-            <w:tcW w:w="5059" w:type="dxa"/>
-            <w:vAlign w:val="center"/>
-          </w:tcPr>
-          <w:p>
-            <w:pPr>
-              <w:spacing w:after="20"/>
-            </w:pPr>
-            <w:r>
-              <w:rPr>
-                <w:sz w:val="15"/>
-              </w:rPr>
-              <w:t>Saved status changes correctly.</w:t>
-            </w:r>
-          </w:p>
-        </w:tc>
-        <w:tc>
-          <w:tcPr>
-            <w:tcW w:w="1226" w:type="dxa"/>
-            <w:vAlign w:val="center"/>
-          </w:tcPr>
-          <w:p>
-            <w:pPr>
-              <w:spacing w:after="20"/>
-            </w:pPr>
-            <w:r>
-              <w:rPr>
-                <w:sz w:val="15"/>
-              </w:rPr>
-              <w:t>[Fill]</w:t>
-            </w:r>
-          </w:p>
-        </w:tc>
-      </w:tr>
-      <w:tr>
-        <w:trPr>
-          <w:trHeight w:val="299"/>
-          <w:jc w:val="center"/>
-        </w:trPr>
-        <w:tc>
-          <w:tcPr>
-            <w:tcW w:w="766" w:type="dxa"/>
-            <w:vAlign w:val="center"/>
-          </w:tcPr>
-          <w:p>
-            <w:pPr>
-              <w:spacing w:after="20"/>
-            </w:pPr>
-            <w:r>
-              <w:rPr>
-                <w:sz w:val="15"/>
-              </w:rPr>
-              <w:t>T6</w:t>
-            </w:r>
-          </w:p>
-        </w:tc>
-        <w:tc>
-          <w:tcPr>
-            <w:tcW w:w="2606" w:type="dxa"/>
-            <w:vAlign w:val="center"/>
-          </w:tcPr>
-          <w:p>
-            <w:pPr>
-              <w:spacing w:after="20"/>
-            </w:pPr>
-            <w:r>
-              <w:rPr>
-                <w:sz w:val="15"/>
-              </w:rPr>
-              <w:t>Open deployed site</w:t>
-            </w:r>
-          </w:p>
-        </w:tc>
-        <w:tc>
-          <w:tcPr>
-            <w:tcW w:w="5059" w:type="dxa"/>
-            <w:vAlign w:val="center"/>
-          </w:tcPr>
-          <w:p>
-            <w:pPr>
-              <w:spacing w:after="20"/>
-            </w:pPr>
-            <w:r>
-              <w:rPr>
-                <w:sz w:val="15"/>
-              </w:rPr>
-              <w:t>Frontend loads and calls backend.</w:t>
-            </w:r>
-          </w:p>
-        </w:tc>
-        <w:tc>
-          <w:tcPr>
-            <w:tcW w:w="1226" w:type="dxa"/>
-            <w:vAlign w:val="center"/>
-          </w:tcPr>
-          <w:p>
-            <w:pPr>
-              <w:spacing w:after="20"/>
-            </w:pPr>
-            <w:r>
-              <w:rPr>
-                <w:sz w:val="15"/>
-              </w:rPr>
-              <w:t>[Fill]</w:t>
-            </w:r>
-          </w:p>
-        </w:tc>
-      </w:tr>
-    </w:tbl>
-    <w:p>
-      <w:pPr>
-        <w:spacing w:after="0"/>
-      </w:pPr>
-    </w:p>
-    <w:p>
-      <w:pPr>
-        <w:rPr>
-          <w:sz w:val="22"/>
-        </w:rPr>
-      </w:pPr>
-      <w:r>
-        <w:rPr>
-          <w:sz w:val="22"/>
-        </w:rPr>
-        <w:t>Important: Run these tests on your actual application and replace [F</w:t>
-      </w:r>
-      <w:r>
-        <w:rPr>
-          <w:sz w:val="22"/>
-        </w:rPr>
-        <w:t>ill] with Pass or Fail. Do not claim that tests passed before running them.</w:t>
-      </w:r>
-    </w:p>
-    <w:p/>
-    <w:p>
-      <w:pPr>
-        <w:pStyle w:val="Heading2"/>
-      </w:pPr>
-      <w:r>
-        <w:t>8.5 Privacy and Safety</w:t>
-      </w:r>
-    </w:p>
-    <w:p>
-      <w:pPr>
-        <w:rPr>
-          <w:sz w:val="22"/>
-        </w:rPr>
-      </w:pPr>
-      <w:r>
-        <w:rPr>
-          <w:sz w:val="22"/>
-        </w:rPr>
-        <w:t xml:space="preserve">Keep API keys and database passwords on the server. Do not collect unnecessary personal information. If resume upload is added, tell users how the file is </w:t>
-      </w:r>
-      <w:r>
-        <w:rPr>
-          <w:sz w:val="22"/>
-        </w:rPr>
-        <w:t>processed. Treat AI suggestions as drafts and let users review them before saving.</w:t>
-      </w:r>
+        <w:rPr>
+          <w:sz w:val="22"/>
+        </w:rPr>
+      </w:pPr>
     </w:p>
     <w:p>
       <w:r>
@@ -7072,13 +6038,7 @@
         <w:rPr>
           <w:sz w:val="22"/>
         </w:rPr>
-        <w:t xml:space="preserve">Deployment means publishing the application so that it can be opened through a web link. For this assignment, the frontend must be deployed and must connect </w:t>
-      </w:r>
-      <w:r>
-        <w:rPr>
-          <w:sz w:val="22"/>
-        </w:rPr>
-        <w:t>to the working backend and database.</w:t>
+        <w:t>Deployment means publishing the application so that it can be opened through a web link. For this assignment, the frontend must be deployed and must connect to the working backend and database.</w:t>
       </w:r>
     </w:p>
     <w:p>
@@ -7153,13 +6113,7 @@
         <w:rPr>
           <w:sz w:val="22"/>
         </w:rPr>
-        <w:t>Set the AI key and d</w:t>
-      </w:r>
-      <w:r>
-        <w:rPr>
-          <w:sz w:val="22"/>
-        </w:rPr>
-        <w:t>atabase URL in the backend environment settings.</w:t>
+        <w:t>Set the AI key and database URL in the backend environment settings.</w:t>
       </w:r>
     </w:p>
     <w:p>
@@ -7215,13 +6169,7 @@
         <w:rPr>
           <w:sz w:val="22"/>
         </w:rPr>
-        <w:t>GitHub repository URL: [PASTE YOU</w:t>
-      </w:r>
-      <w:r>
-        <w:rPr>
-          <w:sz w:val="22"/>
-        </w:rPr>
-        <w:t>R REPOSITORY URL]</w:t>
+        <w:t>GitHub repository URL: [PASTE YOUR REPOSITORY URL]</w:t>
       </w:r>
     </w:p>
     <w:p>
@@ -7300,13 +6248,7 @@
         <w:rPr>
           <w:sz w:val="22"/>
         </w:rPr>
-        <w:t>Job requirements can differ bet</w:t>
-      </w:r>
-      <w:r>
-        <w:rPr>
-          <w:sz w:val="22"/>
-        </w:rPr>
-        <w:t>ween companies.</w:t>
+        <w:t>Job requirements can differ between companies.</w:t>
       </w:r>
     </w:p>
     <w:p>
@@ -7394,13 +6336,7 @@
         <w:rPr>
           <w:sz w:val="22"/>
         </w:rPr>
-        <w:t>AI mock interviews an</w:t>
-      </w:r>
-      <w:r>
-        <w:rPr>
-          <w:sz w:val="22"/>
-        </w:rPr>
-        <w:t>d saved feedback.</w:t>
+        <w:t>AI mock interviews and saved feedback.</w:t>
       </w:r>
     </w:p>
     <w:p>
@@ -7445,18 +6381,29 @@
         <w:rPr>
           <w:sz w:val="22"/>
         </w:rPr>
-        <w:t>Verified learning resources for each milestone.</w:t>
+        <w:t xml:space="preserve">Verified </w:t>
+      </w:r>
+      <w:r>
+        <w:rPr>
+          <w:sz w:val="22"/>
+        </w:rPr>
+        <w:t>learning resources for each mile</w:t>
+      </w:r>
+      <w:r>
+        <w:rPr>
+          <w:sz w:val="22"/>
+        </w:rPr>
+        <w:t>stone.</w:t>
       </w:r>
     </w:p>
     <w:p>
       <w:pPr>
         <w:pStyle w:val="Heading1"/>
       </w:pPr>
-    </w:p>
-    <w:p>
-      <w:pPr>
-        <w:pStyle w:val="Heading1"/>
-      </w:pPr>
+      <w:r>
+        <w:br/>
+        <w:t xml:space="preserve">                                                                                                                                  </w:t>
+      </w:r>
       <w:r>
         <w:t>11. Conclusion</w:t>
       </w:r>
@@ -7471,38 +6418,20 @@
         <w:rPr>
           <w:sz w:val="22"/>
         </w:rPr>
-        <w:t xml:space="preserve">TalentVerse is designed to help students turn a career goal into a clear learning plan. It </w:t>
-      </w:r>
-      <w:r>
-        <w:rPr>
-          <w:sz w:val="22"/>
-        </w:rPr>
-        <w:t>combines a frontend, backend, AI component, validation, and database storage. Its key feature is the full workflow: the user submits information, AI creates structured output, the backend validates it, the database saves it, and the frontend displays the s</w:t>
-      </w:r>
-      <w:r>
-        <w:rPr>
-          <w:sz w:val="22"/>
-        </w:rPr>
-        <w:t>aved result.</w:t>
-      </w:r>
-    </w:p>
-    <w:p>
-      <w:pPr>
-        <w:rPr>
-          <w:sz w:val="22"/>
-        </w:rPr>
-      </w:pPr>
-      <w:r>
-        <w:rPr>
-          <w:sz w:val="22"/>
-        </w:rPr>
-        <w:t>This approach is more useful than displaying an AI response alone because the information can be stored, reviewed, and updated. With real testing, genuine screenshots, and a working deployment link, TalentVerse can demonstrate the main require</w:t>
-      </w:r>
-      <w:r>
-        <w:rPr>
-          <w:sz w:val="22"/>
-        </w:rPr>
-        <w:t>ments of the CSB312 CA3 Mini Project 2.</w:t>
+        <w:t>TalentVerse is designed to help students turn a career goal into a clear learning plan. It combines a frontend, backend, AI component, validation, and database storage. Its key feature is the full workflow: the user submits information, AI creates structured output, the backend validates it, the database saves it, and the frontend displays the saved result.</w:t>
+      </w:r>
+    </w:p>
+    <w:p>
+      <w:pPr>
+        <w:rPr>
+          <w:sz w:val="22"/>
+        </w:rPr>
+      </w:pPr>
+      <w:r>
+        <w:rPr>
+          <w:sz w:val="22"/>
+        </w:rPr>
+        <w:t>This approach is more useful than displaying an AI response alone because the information can be stored, reviewed, and updated. With real testing, genuine screenshots, and a working deployment link, TalentVerse can demonstrate the main requirements of the CSB312 CA3 Mini Project 2.</w:t>
       </w:r>
     </w:p>
     <w:p>
@@ -7520,6 +6449,8 @@
       <w:r>
         <w:t>References</w:t>
       </w:r>
+      <w:bookmarkStart w:id="0" w:name="_GoBack"/>
+      <w:bookmarkEnd w:id="0"/>
     </w:p>
     <w:p>
       <w:pPr>
@@ -7533,7 +6464,7 @@
         <w:rPr>
           <w:sz w:val="22"/>
         </w:rPr>
-        <w:t>CSB312 Generative AI Foundations — CA3 Mini Project 2 project brief.</w:t>
+        <w:t>Flask documentation: https://flask.palletsprojects.com/</w:t>
       </w:r>
     </w:p>
     <w:p>
@@ -7548,7 +6479,7 @@
         <w:rPr>
           <w:sz w:val="22"/>
         </w:rPr>
-        <w:t>Flask documentation: https://flask.palletsprojects.com/</w:t>
+        <w:t>React documentation: https://react.dev/</w:t>
       </w:r>
     </w:p>
     <w:p>
@@ -7563,7 +6494,7 @@
         <w:rPr>
           <w:sz w:val="22"/>
         </w:rPr>
-        <w:t>React documentation: https://react.dev/</w:t>
+        <w:t>PostgreSQL documentation: https://www.postgresql.org/docs/</w:t>
       </w:r>
     </w:p>
     <w:p>
@@ -7578,13 +6509,7 @@
         <w:rPr>
           <w:sz w:val="22"/>
         </w:rPr>
-        <w:t xml:space="preserve">PostgreSQL documentation: </w:t>
-      </w:r>
-      <w:r>
-        <w:rPr>
-          <w:sz w:val="22"/>
-        </w:rPr>
-        <w:t>https://www.postgresql.org/docs/</w:t>
+        <w:t>JSON Schema documentation: https://json-schema.org/</w:t>
       </w:r>
     </w:p>
     <w:p>
@@ -7599,25 +6524,8 @@
         <w:rPr>
           <w:sz w:val="22"/>
         </w:rPr>
-        <w:t>JSON Schema documentation: https://json-schema.org/</w:t>
-      </w:r>
-    </w:p>
-    <w:p>
-      <w:pPr>
-        <w:pStyle w:val="ListBullet"/>
-        <w:spacing w:after="40"/>
-        <w:rPr>
-          <w:sz w:val="22"/>
-        </w:rPr>
-      </w:pPr>
-      <w:r>
-        <w:rPr>
-          <w:sz w:val="22"/>
-        </w:rPr>
         <w:t>Pydantic documentation: https://docs.pydantic.dev/</w:t>
       </w:r>
-      <w:bookmarkStart w:id="0" w:name="_GoBack"/>
-      <w:bookmarkEnd w:id="0"/>
     </w:p>
     <w:sectPr>
       <w:headerReference w:type="default" r:id="rId8"/>
@@ -19323,6 +18231,21 @@
       </w:tcPr>
     </w:tblStylePr>
   </w:style>
+  <w:style w:type="paragraph" w:styleId="NormalWeb">
+    <w:name w:val="Normal (Web)"/>
+    <w:basedOn w:val="Normal"/>
+    <w:uiPriority w:val="99"/>
+    <w:unhideWhenUsed/>
+    <w:rsid w:val="008C29EA"/>
+    <w:pPr>
+      <w:spacing w:before="100" w:beforeAutospacing="1" w:after="100" w:afterAutospacing="1" w:line="240" w:lineRule="auto"/>
+    </w:pPr>
+    <w:rPr>
+      <w:rFonts w:ascii="Times New Roman" w:eastAsia="Times New Roman" w:hAnsi="Times New Roman" w:cs="Times New Roman"/>
+      <w:sz w:val="24"/>
+      <w:szCs w:val="24"/>
+    </w:rPr>
+  </w:style>
 </w:styles>
 </file>
 
@@ -19651,7 +18574,7 @@
 </file>
 
 <file path=customXml/itemProps1.xml><?xml version="1.0" encoding="utf-8"?>
-<ds:datastoreItem xmlns:ds="http://schemas.openxmlformats.org/officeDocument/2006/customXml" ds:itemID="{3852B58B-B41E-43D7-9269-BE563733CAD2}">
+<ds:datastoreItem xmlns:ds="http://schemas.openxmlformats.org/officeDocument/2006/customXml" ds:itemID="{13DF88EC-D1C9-42B6-9B55-348D699BB266}">
   <ds:schemaRefs>
     <ds:schemaRef ds:uri="http://schemas.openxmlformats.org/officeDocument/2006/bibliography"/>
   </ds:schemaRefs>
